--- a/az/discovery-articles/6.4 Tranzistor.docx
+++ b/az/discovery-articles/6.4 Tranzistor.docx
@@ -4,512 +4,339 @@
   <w:body>
     <w:p>
       <w:pPr>
-        <w:keepNext/>
-        <w:spacing w:before="280" w:after="120"/>
+        <w:pStyle w:val="Title"/>
+        <w:widowControl/>
       </w:pPr>
       <w:r>
-        <w:rPr>
-          <w:rFonts w:ascii="Calibri" w:hAnsi="Calibri" w:eastAsia="Calibri"/>
-          <w:b/>
-          <w:i w:val="0"/>
-          <w:color w:val="004E8C"/>
-          <w:sz w:val="44"/>
-        </w:rPr>
         <w:t>6.4 Tranzistor</w:t>
       </w:r>
     </w:p>
     <w:p>
       <w:pPr>
-        <w:spacing w:after="80"/>
+        <w:keepNext/>
+        <w:widowControl/>
       </w:pPr>
       <w:r>
         <w:rPr>
-          <w:rFonts w:ascii="Calibri" w:hAnsi="Calibri" w:eastAsia="Calibri"/>
-          <w:b w:val="0"/>
-          <w:i/>
-          <w:color w:val="505050"/>
-          <w:sz w:val="22"/>
+          <w:sz w:val="20"/>
         </w:rPr>
-        <w:t>6. Rəqəmsal texnologiyalar, kosmos və rabitə</w:t>
-      </w:r>
-    </w:p>
-    <w:p>
-      <w:pPr>
-        <w:spacing w:after="200"/>
-      </w:pPr>
-      <w:r>
-        <w:rPr>
-          <w:rFonts w:ascii="Calibri" w:hAnsi="Calibri" w:eastAsia="Calibri"/>
-          <w:b w:val="0"/>
-          <w:i/>
-          <w:sz w:val="22"/>
-        </w:rPr>
-        <w:t>Dövr: 1947-ci il (Bell laboratoriyalarında ixtira edilməsi); 1950-ci illərin ortalarından geniş kommersiya istifadəsi | Əsas simalar: Uilyam Şokli; Con Bardin; Uolter Bratteyn</w:t>
-      </w:r>
-    </w:p>
-    <w:p>
-      <w:pPr>
-        <w:spacing w:after="160" w:line="276" w:lineRule="auto"/>
-      </w:pPr>
-      <w:r>
-        <w:rPr>
-          <w:rFonts w:ascii="Calibri" w:hAnsi="Calibri" w:eastAsia="Calibri"/>
-          <w:b w:val="0"/>
-          <w:i w:val="0"/>
-          <w:sz w:val="22"/>
-        </w:rPr>
-        <w:t>Tranzistor elektrik siqnalını açıb-bağlayan və ya gücləndirən kiçik yarımkeçirici qurğudur. O, qızan və tez sıradan çıxan elektron lampaları əvəz edərək daşına bilən elektronikanı və müasir kompüterləri mümkün etdi.</w:t>
+        <w:t>6 Rəqəmsal texnologiyalar kosmos və rabitə</w:t>
       </w:r>
     </w:p>
     <w:p>
       <w:pPr>
         <w:keepNext/>
-        <w:spacing w:before="240" w:after="120"/>
+        <w:widowControl/>
       </w:pPr>
       <w:r>
         <w:rPr>
-          <w:rFonts w:ascii="Calibri" w:hAnsi="Calibri" w:eastAsia="Calibri"/>
-          <w:b/>
-          <w:i w:val="0"/>
-          <w:color w:val="004E8C"/>
-          <w:sz w:val="28"/>
+          <w:sz w:val="20"/>
         </w:rPr>
-        <w:t>Əsas faktlar</w:t>
+        <w:t>Dövr: 1947 (Bell Labs-da yaradılması); 1950-ci illərin ortalarından geniş kommersiya istifadəsi | Əsas şəxslər: Uilyam Şokli; Con Bardin; Uolter Bratteyn</w:t>
+      </w:r>
+    </w:p>
+    <w:p>
+      <w:pPr>
+        <w:widowControl/>
+      </w:pPr>
+      <w:r>
+        <w:t>Tranzistor elektrik siqnalını açıb-bağlayan və ya gücləndirən kiçik yarımkeçirici cihazdır. O, qızan və kövrək elektron lampaları əvəz etdi, daşınan elektronikanı və müasir kompüterləri mümkünləşdirdi.</w:t>
+      </w:r>
+    </w:p>
+    <w:p>
+      <w:pPr>
+        <w:pStyle w:val="Heading1"/>
+        <w:widowControl/>
+      </w:pPr>
+      <w:r>
+        <w:t>Əsas məlumatlar</w:t>
       </w:r>
     </w:p>
     <w:p>
       <w:pPr>
         <w:pStyle w:val="ListBullet"/>
+        <w:widowControl/>
       </w:pPr>
       <w:r>
-        <w:rPr>
-          <w:rFonts w:ascii="Calibri" w:hAnsi="Calibri" w:eastAsia="Calibri"/>
-          <w:b w:val="0"/>
-          <w:i w:val="0"/>
-          <w:sz w:val="22"/>
-        </w:rPr>
-        <w:t>Con Bardin, Uolter Bratteyn və Uilyam Şokli Bell laboratoriyalarında ilk tranzistoru yaratdılar</w:t>
+        <w:t>Con Bardin, Uolter Bratteyn və Uilyam Şokli Bell Labs-da ilk tranzistorun yaradılmasında iştirak etdilər.</w:t>
       </w:r>
     </w:p>
     <w:p>
       <w:pPr>
         <w:pStyle w:val="ListBullet"/>
+        <w:widowControl/>
       </w:pPr>
       <w:r>
-        <w:rPr>
-          <w:rFonts w:ascii="Calibri" w:hAnsi="Calibri" w:eastAsia="Calibri"/>
-          <w:b w:val="0"/>
-          <w:i w:val="0"/>
-          <w:sz w:val="22"/>
-        </w:rPr>
-        <w:t>Nöqtə-kontakt tranzistoru 1947-ci ilin dekabrında işə salındı</w:t>
+        <w:t>Nöqtəvi kontaktlı tranzistor 1947-ci ilin dekabrında işlədi.</w:t>
       </w:r>
     </w:p>
     <w:p>
       <w:pPr>
         <w:pStyle w:val="ListBullet"/>
+        <w:widowControl/>
       </w:pPr>
       <w:r>
-        <w:rPr>
-          <w:rFonts w:ascii="Calibri" w:hAnsi="Calibri" w:eastAsia="Calibri"/>
-          <w:b w:val="0"/>
-          <w:i w:val="0"/>
-          <w:sz w:val="22"/>
-        </w:rPr>
-        <w:t>Yarımkeçirici elektrik keçiriciliyi dəqiq tənzimlənə bilən materialdır</w:t>
+        <w:t>Yarımkeçirici elektrik keçirməsi dəqiq idarə oluna bilən materialdır.</w:t>
       </w:r>
     </w:p>
     <w:p>
       <w:pPr>
         <w:pStyle w:val="ListBullet"/>
+        <w:widowControl/>
       </w:pPr>
       <w:r>
-        <w:rPr>
-          <w:rFonts w:ascii="Calibri" w:hAnsi="Calibri" w:eastAsia="Calibri"/>
-          <w:b w:val="0"/>
-          <w:i w:val="0"/>
-          <w:sz w:val="22"/>
-        </w:rPr>
-        <w:t>Tranzistorlar kompüter çiplərinin əsas qurucu hissələridir</w:t>
+        <w:t>Tranzistorlar kompüter çiplərinin əsas qurucu hissələridir.</w:t>
       </w:r>
     </w:p>
     <w:p>
       <w:pPr>
         <w:pStyle w:val="ListBullet"/>
+        <w:widowControl/>
       </w:pPr>
       <w:r>
-        <w:rPr>
-          <w:rFonts w:ascii="Calibri" w:hAnsi="Calibri" w:eastAsia="Calibri"/>
-          <w:b w:val="0"/>
-          <w:i w:val="0"/>
-          <w:sz w:val="22"/>
-        </w:rPr>
-        <w:t>1956-cı il fizika üzrə Nobel mükafatı bu ixtiraya görə verildi</w:t>
+        <w:t>İxtira 1956-cı il fizika üzrə Nobel mükafatı ilə qiymətləndirildi.</w:t>
       </w:r>
     </w:p>
     <w:p>
       <w:pPr>
-        <w:keepNext/>
-        <w:spacing w:before="240" w:after="120"/>
+        <w:pStyle w:val="Heading1"/>
+        <w:widowControl/>
       </w:pPr>
       <w:r>
-        <w:rPr>
-          <w:rFonts w:ascii="Calibri" w:hAnsi="Calibri" w:eastAsia="Calibri"/>
-          <w:b/>
-          <w:i w:val="0"/>
-          <w:color w:val="004E8C"/>
-          <w:sz w:val="28"/>
-        </w:rPr>
         <w:t>Bu nədir</w:t>
       </w:r>
     </w:p>
     <w:p>
       <w:pPr>
-        <w:spacing w:after="160" w:line="276" w:lineRule="auto"/>
+        <w:widowControl/>
       </w:pPr>
       <w:r>
-        <w:rPr>
-          <w:rFonts w:ascii="Calibri" w:hAnsi="Calibri" w:eastAsia="Calibri"/>
-          <w:b w:val="0"/>
-          <w:i w:val="0"/>
-          <w:sz w:val="22"/>
-        </w:rPr>
-        <w:t>Tranzistor kiçik elektrik siqnalı vasitəsilə daha böyük cərəyanı idarə edir. O, açar və ya zəif siqnalı gücləndirən qurğu kimi işləyə bilər. Tranzistorların əksəriyyəti elektrik xassələri tənzimlənə bilən yarımkeçirici silisiumdan hazırlanır. Onu çox sürətli krana bənzətmək olar: kiçik idarəetmə siqnalı cərəyanın keçib-keçməyəcəyini müəyyən edir.</w:t>
+        <w:t>Tranzistor kiçik elektrik siqnalı ilə daha böyük cərəyanı idarə edir. O, açar və ya zəif siqnalı gücləndirən qurğu kimi işləyə bilər. Tranzistorların çoxu elektrik xassələri tənzimlənə bilən yarımkeçiricidən — silisiumdan — hazırlanır. Onu çox sürətli krana bənzətmək olar: kiçik idarə siqnalı cərəyanın keçib-keçməyəcəyini müəyyən edir.</w:t>
       </w:r>
     </w:p>
     <w:p>
       <w:pPr>
-        <w:keepNext/>
-        <w:spacing w:before="240" w:after="120"/>
+        <w:pStyle w:val="Heading1"/>
+        <w:widowControl/>
       </w:pPr>
       <w:r>
-        <w:rPr>
-          <w:rFonts w:ascii="Calibri" w:hAnsi="Calibri" w:eastAsia="Calibri"/>
-          <w:b/>
-          <w:i w:val="0"/>
-          <w:color w:val="004E8C"/>
-          <w:sz w:val="28"/>
-        </w:rPr>
-        <w:t>Onu kim kəşf və ya ixtira edib</w:t>
+        <w:t>Kim kəşf edib və ya yaradıb</w:t>
       </w:r>
     </w:p>
     <w:p>
       <w:pPr>
-        <w:spacing w:after="160" w:line="276" w:lineRule="auto"/>
+        <w:widowControl/>
       </w:pPr>
       <w:r>
-        <w:rPr>
-          <w:rFonts w:ascii="Calibri" w:hAnsi="Calibri" w:eastAsia="Calibri"/>
-          <w:b w:val="0"/>
-          <w:i w:val="0"/>
-          <w:sz w:val="22"/>
-        </w:rPr>
-        <w:t>Con Bardin və Uolter Bratteyn 1947-ci ilin dekabrında Bell laboratoriyalarında ilk işlək nöqtə-kontakt tranzistorunu nümayiş etdirdilər. Uilyam Şokli daha sonra istehsalı asan olan keçidli tranzistoru hazırladı. Hər üç alim 1956-cı il fizika üzrə Nobel mükafatını bölüşdü. Onların işi kristalların və yarımkeçirici səthlərin uzun illər davam edən tədqiqinə əsaslanırdı.</w:t>
+        <w:t>Con Bardin və Uolter Bratteyn Bell Labs-da 1947-ci ilin dekabrında ilk işlək nöqtəvi kontaktlı tranzistoru nümayiş etdirdilər. Uilyam Şokli sonra istehsalı daha asan olan keçid tranzistorunu hazırladı. Üçü 1956-cı il fizika üzrə Nobel mükafatını bölüşdü. İşləri kristallar və yarımkeçirici səthləri barədə illərlə tədqiqata əsaslanırdı.</w:t>
       </w:r>
     </w:p>
     <w:p>
       <w:pPr>
-        <w:keepNext/>
-        <w:spacing w:before="240" w:after="120"/>
+        <w:pStyle w:val="Heading1"/>
+        <w:widowControl/>
       </w:pPr>
       <w:r>
-        <w:rPr>
-          <w:rFonts w:ascii="Calibri" w:hAnsi="Calibri" w:eastAsia="Calibri"/>
-          <w:b/>
-          <w:i w:val="0"/>
-          <w:color w:val="004E8C"/>
-          <w:sz w:val="28"/>
-        </w:rPr>
-        <w:t>Nə vaxt və necə meydana gəlib</w:t>
+        <w:t>Nə vaxt və necə yaranıb</w:t>
       </w:r>
     </w:p>
     <w:p>
       <w:pPr>
-        <w:spacing w:after="160" w:line="276" w:lineRule="auto"/>
+        <w:widowControl/>
       </w:pPr>
       <w:r>
-        <w:rPr>
-          <w:rFonts w:ascii="Calibri" w:hAnsi="Calibri" w:eastAsia="Calibri"/>
-          <w:b w:val="0"/>
-          <w:i w:val="0"/>
-          <w:sz w:val="22"/>
-        </w:rPr>
-        <w:t>Bell laboratoriyaları telefon şəbəkələri üçün daha kiçik və etibarlı gücləndiricilər və açarlar axtarırdı. Elektron lampalar bu işi görürdü, lakin çox enerji işlədirdi, istilik yaradırdı və tez-tez sıradan çıxırdı. Müharibə dövrünün tədqiqatları yarımkeçirici materiallar haqqında bilikləri artırmışdı. Yeni qurğu 1950-ci illərdə eşitmə cihazlarında, daşına bilən radiolarda və kompüterlərdə istifadə olunmağa başladı.</w:t>
+        <w:t>Bell Labs telefon şəbəkələri üçün daha kiçik və etibarlı gücləndiricilər və açarlar istəyirdi. Elektron lampalar bu işi görürdü, lakin çox enerji sərf edir, istilik yaradır və tez-tez sıradan çıxırdı. Müharibə tədqiqatları yarımkeçirici materiallar haqqında biliyi artırmışdı. Yeni cihaz 1950-ci illərdə eşitmə aparatlarına, daşınan radiolara və kompüterlərə daxil oldu.</w:t>
       </w:r>
     </w:p>
     <w:p>
       <w:pPr>
-        <w:keepNext/>
-        <w:spacing w:before="240" w:after="120"/>
+        <w:pStyle w:val="Heading1"/>
+        <w:widowControl/>
       </w:pPr>
       <w:r>
-        <w:rPr>
-          <w:rFonts w:ascii="Calibri" w:hAnsi="Calibri" w:eastAsia="Calibri"/>
-          <w:b/>
-          <w:i w:val="0"/>
-          <w:color w:val="004E8C"/>
-          <w:sz w:val="28"/>
-        </w:rPr>
-        <w:t>Elmi baxımdan əhəmiyyəti</w:t>
+        <w:t>Elm üçün əhəmiyyəti</w:t>
       </w:r>
     </w:p>
     <w:p>
       <w:pPr>
-        <w:spacing w:after="160" w:line="276" w:lineRule="auto"/>
+        <w:widowControl/>
       </w:pPr>
       <w:r>
-        <w:rPr>
-          <w:rFonts w:ascii="Calibri" w:hAnsi="Calibri" w:eastAsia="Calibri"/>
-          <w:b w:val="0"/>
-          <w:i w:val="0"/>
-          <w:sz w:val="22"/>
-        </w:rPr>
-        <w:t>Tranzistor kristal daxilində kvant hadisələrini idarə etməyin mümkün olduğunu göstərdi. O, fizikanı, kimyanı və elektrik mühəndisliyini bir faydalı komponentdə birləşdirdi. Rəqəmsal sxemlərdə tranzistorlar bitləri ifadə edən açıq–bağlı açarlar kimi işləyir. Hər açar kiçik və etibarlı olduğuna görə mühəndislər onların nəhəng sayını birləşdirə bilirlər.</w:t>
+        <w:t>Tranzistor göstərdi ki, mühəndislər kristal daxilindəki kvant davranışını idarə edə bilirlər. Fizika, kimya və elektrik mühəndisliyi bir faydalı hissədə birləşdi. Rəqəmsal dövrələr bitləri — ikilik məlumat vahidlərini — göstərmək üçün tranzistorları açıq-bağlı açarlar kimi işlədir. Hər açar kiçik və etibarlı olduğundan mühəndislər çox böyük sayda tranzistoru birləşdirə bilirlər.</w:t>
       </w:r>
     </w:p>
     <w:p>
       <w:pPr>
-        <w:keepNext/>
-        <w:spacing w:before="240" w:after="120"/>
+        <w:pStyle w:val="Heading1"/>
+        <w:widowControl/>
       </w:pPr>
       <w:r>
-        <w:rPr>
-          <w:rFonts w:ascii="Calibri" w:hAnsi="Calibri" w:eastAsia="Calibri"/>
-          <w:b/>
-          <w:i w:val="0"/>
-          <w:color w:val="004E8C"/>
-          <w:sz w:val="28"/>
-        </w:rPr>
-        <w:t>Sonrakı inkişaflara necə təsir göstərib</w:t>
+        <w:t>Sonrakı inkişafa təsiri</w:t>
       </w:r>
     </w:p>
     <w:p>
       <w:pPr>
-        <w:spacing w:after="160" w:line="276" w:lineRule="auto"/>
+        <w:widowControl/>
       </w:pPr>
       <w:r>
-        <w:rPr>
-          <w:rFonts w:ascii="Calibri" w:hAnsi="Calibri" w:eastAsia="Calibri"/>
-          <w:b w:val="0"/>
-          <w:i w:val="0"/>
-          <w:sz w:val="22"/>
-        </w:rPr>
-        <w:t>İnteqral sxem çoxsaylı tranzistoru və onların əlaqələrini bir silisium parçasında yerləşdirdi. Ölçülərin davamlı kiçilməsi sonradan bir çipə milyardlarla tranzistor sığdırmağa imkan verdi. Bu gün tranzistorlar məntiqi əməliyyatları, yaddaşı, radio siqnallarını, sensorları və elektrik gücünü idarə edir. Müasir hesablama texnikasının imkanları qismən çipdəki faydalı tranzistorların sayı ilə ölçülür.</w:t>
+        <w:t>İnteqral sxem çoxlu tranzistoru və əlaqələrini bir silisium parçasına yerləşdirdi. Davamlı kiçilmə sonralar bir çipə milyardlarla tranzistor sığdırdı. Tranzistorlar indi məntiq, yaddaş, radio siqnalları, sensorlar və elektrik gücünü idarə edir. Müasir hesablama imkanları qismən çipdəki faydalı tranzistor sayı ilə ölçülür.</w:t>
       </w:r>
     </w:p>
     <w:p>
       <w:pPr>
-        <w:keepNext/>
-        <w:spacing w:before="240" w:after="120"/>
+        <w:pStyle w:val="Heading1"/>
+        <w:widowControl/>
       </w:pPr>
       <w:r>
-        <w:rPr>
-          <w:rFonts w:ascii="Calibri" w:hAnsi="Calibri" w:eastAsia="Calibri"/>
-          <w:b/>
-          <w:i w:val="0"/>
-          <w:color w:val="004E8C"/>
-          <w:sz w:val="28"/>
-        </w:rPr>
         <w:t>İnsan həyatını necə dəyişib</w:t>
       </w:r>
     </w:p>
     <w:p>
       <w:pPr>
-        <w:spacing w:after="160" w:line="276" w:lineRule="auto"/>
+        <w:widowControl/>
       </w:pPr>
       <w:r>
-        <w:rPr>
-          <w:rFonts w:ascii="Calibri" w:hAnsi="Calibri" w:eastAsia="Calibri"/>
-          <w:b w:val="0"/>
-          <w:i w:val="0"/>
-          <w:sz w:val="22"/>
-        </w:rPr>
-        <w:t>Tranzistorlar radionu daşınacaq qədər, kompüteri isə şəxsi istifadə üçün yetəcək qədər kiçiltdi. Sonralar mobil telefonlar, tibbi cihazlar, sənaye idarəetmə sistemləri və avtomobillərdəki elektronika onların sayəsində yarandı. Bir tranzistor bir kərpic kimi sadədir. Milyardlarla tranzistor dəqiq düzüləndə güclü prosessor əmələ gətirir.</w:t>
+        <w:t>Tranzistor radioları daşımağa, kompüterləri isə şəxsi istifadəyə uyğun ölçüyə saldı. Sonralar mobil telefonları, tibbi cihazları, sənaye idarəetməsini və avtomobildəki elektronikanı mümkün etdi. Bir tranzistor bir kərpic kimi sadədir. Düzgün düzülmüş milyardlarla tranzistor güclü prosessor yarada bilər.</w:t>
       </w:r>
     </w:p>
     <w:p>
       <w:pPr>
-        <w:keepNext/>
-        <w:spacing w:before="240" w:after="120"/>
+        <w:pStyle w:val="Heading1"/>
+        <w:widowControl/>
       </w:pPr>
       <w:r>
-        <w:rPr>
-          <w:rFonts w:ascii="Calibri" w:hAnsi="Calibri" w:eastAsia="Calibri"/>
-          <w:b/>
-          <w:i w:val="0"/>
-          <w:color w:val="004E8C"/>
-          <w:sz w:val="28"/>
-        </w:rPr>
         <w:t>Mənbələr və istinadlar</w:t>
       </w:r>
     </w:p>
     <w:p>
       <w:pPr>
-        <w:keepNext/>
-        <w:spacing w:before="240" w:after="120"/>
+        <w:pStyle w:val="Heading2"/>
+        <w:widowControl/>
       </w:pPr>
       <w:r>
         <w:rPr>
-          <w:rFonts w:ascii="Calibri" w:hAnsi="Calibri" w:eastAsia="Calibri"/>
-          <w:b/>
-          <w:i w:val="0"/>
-          <w:color w:val="004E8C"/>
-          <w:sz w:val="24"/>
+          <w:sz w:val="20"/>
         </w:rPr>
-        <w:t>C. Təşkilatların materialları və ensiklopedik mənbələr</w:t>
+        <w:t>C Qurumların materialları və ensiklopedik mənbələr</w:t>
       </w:r>
     </w:p>
     <w:p>
       <w:pPr>
-        <w:spacing w:after="80"/>
-        <w:ind w:left="360"/>
+        <w:widowControl/>
       </w:pPr>
       <w:r>
         <w:rPr>
-          <w:rFonts w:ascii="Calibri" w:hAnsi="Calibri" w:eastAsia="Calibri"/>
-          <w:b w:val="0"/>
-          <w:i w:val="0"/>
-          <w:sz w:val="22"/>
+          <w:sz w:val="20"/>
         </w:rPr>
-        <w:t>1. Encyclopaedia Britannica. “Transistor” (“Tranzistor”).</w:t>
-      </w:r>
-      <w:r>
-        <w:rPr>
-          <w:rFonts w:ascii="Calibri" w:hAnsi="Calibri" w:eastAsia="Calibri"/>
-          <w:b w:val="0"/>
-          <w:i w:val="0"/>
-          <w:sz w:val="22"/>
-        </w:rPr>
-        <w:t xml:space="preserve"> </w:t>
+        <w:t xml:space="preserve">1. Encyclopaedia Britannica. 'Transistor.' </w:t>
       </w:r>
       <w:hyperlink r:id="rId9">
         <w:r>
           <w:rPr>
-            <w:rFonts w:ascii="Calibri" w:hAnsi="Calibri" w:eastAsia="Calibri"/>
-            <w:b w:val="0"/>
-            <w:i w:val="0"/>
-            <w:sz w:val="22"/>
-            <w:color w:val="0563C1"/>
-            <w:u w:val="single"/>
+            <w:sz w:val="20"/>
           </w:rPr>
           <w:t>https://www.britannica.com/technology/transistor</w:t>
         </w:r>
       </w:hyperlink>
-    </w:p>
-    <w:p>
-      <w:pPr>
-        <w:keepNext/>
-        <w:spacing w:before="240" w:after="120"/>
-      </w:pPr>
       <w:r>
         <w:rPr>
-          <w:rFonts w:ascii="Calibri" w:hAnsi="Calibri" w:eastAsia="Calibri"/>
-          <w:b/>
-          <w:i w:val="0"/>
-          <w:color w:val="004E8C"/>
-          <w:sz w:val="24"/>
+          <w:sz w:val="20"/>
         </w:rPr>
-        <w:t>D. Muzey, arxiv və kitabxana materialları</w:t>
       </w:r>
     </w:p>
     <w:p>
       <w:pPr>
-        <w:spacing w:after="80"/>
-        <w:ind w:left="360"/>
+        <w:pStyle w:val="Heading2"/>
+        <w:widowControl/>
       </w:pPr>
       <w:r>
         <w:rPr>
-          <w:rFonts w:ascii="Calibri" w:hAnsi="Calibri" w:eastAsia="Calibri"/>
-          <w:b w:val="0"/>
-          <w:i w:val="0"/>
-          <w:sz w:val="22"/>
+          <w:sz w:val="20"/>
         </w:rPr>
-        <w:t>1. Computer History Museum. “The Silicon Engine: 1947 — Invention of the Point-Contact Transistor” (“Silisium mühərriki: 1947 — nöqtə-kontakt tranzistorunun ixtirası”).</w:t>
+        <w:t>D Muzey və arxiv materialları</w:t>
       </w:r>
+    </w:p>
+    <w:p>
+      <w:pPr>
+        <w:widowControl/>
+      </w:pPr>
       <w:r>
         <w:rPr>
-          <w:rFonts w:ascii="Calibri" w:hAnsi="Calibri" w:eastAsia="Calibri"/>
-          <w:b w:val="0"/>
-          <w:i w:val="0"/>
-          <w:sz w:val="22"/>
+          <w:sz w:val="20"/>
         </w:rPr>
-        <w:t xml:space="preserve"> </w:t>
+        <w:t xml:space="preserve">1. Computer History Museum. 'The Silicon Engine: 1947 - Invention of the Point-Contact Transistor.' </w:t>
       </w:r>
       <w:hyperlink r:id="rId10">
         <w:r>
           <w:rPr>
-            <w:rFonts w:ascii="Calibri" w:hAnsi="Calibri" w:eastAsia="Calibri"/>
-            <w:b w:val="0"/>
-            <w:i w:val="0"/>
-            <w:sz w:val="22"/>
-            <w:color w:val="0563C1"/>
-            <w:u w:val="single"/>
+            <w:sz w:val="20"/>
           </w:rPr>
           <w:t>https://www.computerhistory.org/siliconengine/invention-of-the-point-contact-transistor/</w:t>
         </w:r>
       </w:hyperlink>
-    </w:p>
-    <w:p>
-      <w:pPr>
-        <w:keepNext/>
-        <w:spacing w:before="240" w:after="120"/>
-      </w:pPr>
       <w:r>
         <w:rPr>
-          <w:rFonts w:ascii="Calibri" w:hAnsi="Calibri" w:eastAsia="Calibri"/>
-          <w:b/>
-          <w:i w:val="0"/>
-          <w:color w:val="004E8C"/>
-          <w:sz w:val="24"/>
+          <w:sz w:val="20"/>
         </w:rPr>
-        <w:t>G. Kosmik agentliklərin, laboratoriyaların və elmi təşkilatların materialları</w:t>
       </w:r>
     </w:p>
     <w:p>
       <w:pPr>
-        <w:spacing w:after="80"/>
-        <w:ind w:left="360"/>
+        <w:pStyle w:val="Heading2"/>
+        <w:widowControl/>
       </w:pPr>
       <w:r>
         <w:rPr>
-          <w:rFonts w:ascii="Calibri" w:hAnsi="Calibri" w:eastAsia="Calibri"/>
-          <w:b w:val="0"/>
-          <w:i w:val="0"/>
-          <w:sz w:val="22"/>
+          <w:sz w:val="20"/>
         </w:rPr>
-        <w:t>1. Nobel Prize. “The Nobel Prize in Physics 1956” (“1956-cı il fizika üzrə Nobel mükafatı”).</w:t>
+        <w:t>G Elmi təşkilatlar</w:t>
       </w:r>
+    </w:p>
+    <w:p>
+      <w:pPr>
+        <w:widowControl/>
+      </w:pPr>
       <w:r>
         <w:rPr>
-          <w:rFonts w:ascii="Calibri" w:hAnsi="Calibri" w:eastAsia="Calibri"/>
-          <w:b w:val="0"/>
-          <w:i w:val="0"/>
-          <w:sz w:val="22"/>
+          <w:sz w:val="20"/>
         </w:rPr>
-        <w:t xml:space="preserve"> </w:t>
+        <w:t xml:space="preserve">1. Nobel Prize. 'The Nobel Prize in Physics 1956.' </w:t>
       </w:r>
       <w:hyperlink r:id="rId11">
         <w:r>
           <w:rPr>
-            <w:rFonts w:ascii="Calibri" w:hAnsi="Calibri" w:eastAsia="Calibri"/>
-            <w:b w:val="0"/>
-            <w:i w:val="0"/>
-            <w:sz w:val="22"/>
-            <w:color w:val="0563C1"/>
-            <w:u w:val="single"/>
+            <w:sz w:val="20"/>
           </w:rPr>
           <w:t>https://www.nobelprize.org/prizes/physics/1956/summary/</w:t>
         </w:r>
       </w:hyperlink>
+      <w:r>
+        <w:rPr>
+          <w:sz w:val="20"/>
+        </w:rPr>
+      </w:r>
     </w:p>
     <w:sectPr>
-      <w:pgSz w:w="12240" w:h="15840"/>
-      <w:pgMar w:top="1296" w:right="1440" w:bottom="1296" w:left="1440" w:header="720" w:footer="720" w:gutter="0"/>
+      <w:footerReference w:type="default" r:id="rId12"/>
+      <w:pgSz w:w="11906" w:h="16838"/>
+      <w:pgMar w:top="1020" w:right="1134" w:bottom="1020" w:left="1134" w:header="720" w:footer="720" w:gutter="0"/>
       <w:cols w:space="720"/>
       <w:docGrid w:linePitch="360"/>
     </w:sectPr>
   </w:body>
 </w:document>
+</file>
+
+<file path=word/footer1.xml><?xml version="1.0" encoding="utf-8"?>
+<w:ftr xmlns:m="http://schemas.openxmlformats.org/officeDocument/2006/math" xmlns:mc="http://schemas.openxmlformats.org/markup-compatibility/2006" xmlns:mo="http://schemas.microsoft.com/office/mac/office/2008/main" xmlns:mv="urn:schemas-microsoft-com:mac:vml" xmlns:o="urn:schemas-microsoft-com:office:office" xmlns:r="http://schemas.openxmlformats.org/officeDocument/2006/relationships" xmlns:v="urn:schemas-microsoft-com:vml" xmlns:w10="urn:schemas-microsoft-com:office:word" xmlns:w14="http://schemas.microsoft.com/office/word/2010/wordml" xmlns:w="http://schemas.openxmlformats.org/wordprocessingml/2006/main" xmlns:wne="http://schemas.microsoft.com/office/word/2006/wordml" xmlns:wp14="http://schemas.microsoft.com/office/word/2010/wordprocessingDrawing" xmlns:wp="http://schemas.openxmlformats.org/drawingml/2006/wordprocessingDrawing" xmlns:wpc="http://schemas.microsoft.com/office/word/2010/wordprocessingCanvas" xmlns:wpg="http://schemas.microsoft.com/office/word/2010/wordprocessingGroup" xmlns:wpi="http://schemas.microsoft.com/office/word/2010/wordprocessingInk" xmlns:wps="http://schemas.microsoft.com/office/word/2010/wordprocessingShape" mc:Ignorable="w14 wp14">
+  <w:p>
+    <w:pPr>
+      <w:pStyle w:val="Footer"/>
+      <w:jc w:val="right"/>
+    </w:pPr>
+    <w:fldSimple w:instr="PAGE"/>
+  </w:p>
+</w:ftr>
 </file>
 
 <file path=word/numbering.xml><?xml version="1.0" encoding="utf-8"?>
@@ -720,7 +547,7 @@
   <w:docDefaults>
     <w:rPrDefault>
       <w:rPr>
-        <w:rFonts w:asciiTheme="minorHAnsi" w:eastAsiaTheme="minorEastAsia" w:hAnsiTheme="minorHAnsi" w:cstheme="minorBidi"/>
+        <w:rFonts/>
         <w:sz w:val="22"/>
         <w:szCs w:val="22"/>
         <w:lang w:val="en-US" w:eastAsia="en-US" w:bidi="ar-SA"/>
@@ -875,6 +702,15 @@
     <w:name w:val="Normal"/>
     <w:qFormat/>
     <w:rsid w:val="00FC693F"/>
+    <w:pPr>
+      <w:spacing w:after="120" w:line="259" w:lineRule="auto"/>
+    </w:pPr>
+    <w:rPr>
+      <w:rFonts w:ascii="Times New Roman" w:hAnsi="Times New Roman"/>
+      <w:color w:val="000000"/>
+      <w:sz w:val="24"/>
+      <w:lang w:val="az-Latn-AZ"/>
+    </w:rPr>
   </w:style>
   <w:style w:type="paragraph" w:styleId="Header">
     <w:name w:val="header"/>
@@ -931,16 +767,17 @@
     <w:pPr>
       <w:keepNext/>
       <w:keepLines/>
-      <w:spacing w:before="480" w:after="0"/>
+      <w:spacing w:before="480" w:after="120" w:line="259" w:lineRule="auto"/>
       <w:outlineLvl w:val="0"/>
     </w:pPr>
     <w:rPr>
-      <w:rFonts w:asciiTheme="majorHAnsi" w:eastAsiaTheme="majorEastAsia" w:hAnsiTheme="majorHAnsi" w:cstheme="majorBidi"/>
+      <w:rFonts w:ascii="Times New Roman" w:hAnsi="Times New Roman"/>
       <w:b/>
       <w:bCs/>
-      <w:color w:val="365F91" w:themeColor="accent1" w:themeShade="BF"/>
-      <w:sz w:val="28"/>
+      <w:color w:val="000000"/>
+      <w:sz w:val="26"/>
       <w:szCs w:val="28"/>
+      <w:lang w:val="az-Latn-AZ"/>
     </w:rPr>
   </w:style>
   <w:style w:type="paragraph" w:styleId="Heading2">
@@ -955,16 +792,17 @@
     <w:pPr>
       <w:keepNext/>
       <w:keepLines/>
-      <w:spacing w:before="200" w:after="0"/>
+      <w:spacing w:before="200" w:after="120" w:line="259" w:lineRule="auto"/>
       <w:outlineLvl w:val="1"/>
     </w:pPr>
     <w:rPr>
-      <w:rFonts w:asciiTheme="majorHAnsi" w:eastAsiaTheme="majorEastAsia" w:hAnsiTheme="majorHAnsi" w:cstheme="majorBidi"/>
+      <w:rFonts w:ascii="Times New Roman" w:hAnsi="Times New Roman"/>
       <w:b/>
       <w:bCs/>
-      <w:color w:val="4F81BD" w:themeColor="accent1"/>
+      <w:color w:val="000000"/>
       <w:sz w:val="26"/>
       <w:szCs w:val="26"/>
+      <w:lang w:val="az-Latn-AZ"/>
     </w:rPr>
   </w:style>
   <w:style w:type="paragraph" w:styleId="Heading3">
@@ -983,7 +821,7 @@
       <w:outlineLvl w:val="2"/>
     </w:pPr>
     <w:rPr>
-      <w:rFonts w:asciiTheme="majorHAnsi" w:eastAsiaTheme="majorEastAsia" w:hAnsiTheme="majorHAnsi" w:cstheme="majorBidi"/>
+      <w:rFonts/>
       <w:b/>
       <w:bCs/>
       <w:color w:val="4F81BD" w:themeColor="accent1"/>
@@ -1006,7 +844,7 @@
       <w:outlineLvl w:val="3"/>
     </w:pPr>
     <w:rPr>
-      <w:rFonts w:asciiTheme="majorHAnsi" w:eastAsiaTheme="majorEastAsia" w:hAnsiTheme="majorHAnsi" w:cstheme="majorBidi"/>
+      <w:rFonts/>
       <w:b/>
       <w:bCs/>
       <w:i/>
@@ -1031,7 +869,7 @@
       <w:outlineLvl w:val="4"/>
     </w:pPr>
     <w:rPr>
-      <w:rFonts w:asciiTheme="majorHAnsi" w:eastAsiaTheme="majorEastAsia" w:hAnsiTheme="majorHAnsi" w:cstheme="majorBidi"/>
+      <w:rFonts/>
       <w:color w:val="243F60" w:themeColor="accent1" w:themeShade="7F"/>
     </w:rPr>
   </w:style>
@@ -1052,7 +890,7 @@
       <w:outlineLvl w:val="5"/>
     </w:pPr>
     <w:rPr>
-      <w:rFonts w:asciiTheme="majorHAnsi" w:eastAsiaTheme="majorEastAsia" w:hAnsiTheme="majorHAnsi" w:cstheme="majorBidi"/>
+      <w:rFonts/>
       <w:i/>
       <w:iCs/>
       <w:color w:val="243F60" w:themeColor="accent1" w:themeShade="7F"/>
@@ -1075,7 +913,7 @@
       <w:outlineLvl w:val="6"/>
     </w:pPr>
     <w:rPr>
-      <w:rFonts w:asciiTheme="majorHAnsi" w:eastAsiaTheme="majorEastAsia" w:hAnsiTheme="majorHAnsi" w:cstheme="majorBidi"/>
+      <w:rFonts/>
       <w:i/>
       <w:iCs/>
       <w:color w:val="404040" w:themeColor="text1" w:themeTint="BF"/>
@@ -1098,7 +936,7 @@
       <w:outlineLvl w:val="7"/>
     </w:pPr>
     <w:rPr>
-      <w:rFonts w:asciiTheme="majorHAnsi" w:eastAsiaTheme="majorEastAsia" w:hAnsiTheme="majorHAnsi" w:cstheme="majorBidi"/>
+      <w:rFonts/>
       <w:color w:val="4F81BD" w:themeColor="accent1"/>
       <w:sz w:val="20"/>
       <w:szCs w:val="20"/>
@@ -1121,7 +959,7 @@
       <w:outlineLvl w:val="8"/>
     </w:pPr>
     <w:rPr>
-      <w:rFonts w:asciiTheme="majorHAnsi" w:eastAsiaTheme="majorEastAsia" w:hAnsiTheme="majorHAnsi" w:cstheme="majorBidi"/>
+      <w:rFonts/>
       <w:i/>
       <w:iCs/>
       <w:color w:val="404040" w:themeColor="text1" w:themeTint="BF"/>
@@ -1172,7 +1010,7 @@
     <w:uiPriority w:val="9"/>
     <w:rsid w:val="00FC693F"/>
     <w:rPr>
-      <w:rFonts w:asciiTheme="majorHAnsi" w:eastAsiaTheme="majorEastAsia" w:hAnsiTheme="majorHAnsi" w:cstheme="majorBidi"/>
+      <w:rFonts/>
       <w:b/>
       <w:bCs/>
       <w:color w:val="365F91" w:themeColor="accent1" w:themeShade="BF"/>
@@ -1187,7 +1025,7 @@
     <w:uiPriority w:val="9"/>
     <w:rsid w:val="00FC693F"/>
     <w:rPr>
-      <w:rFonts w:asciiTheme="majorHAnsi" w:eastAsiaTheme="majorEastAsia" w:hAnsiTheme="majorHAnsi" w:cstheme="majorBidi"/>
+      <w:rFonts/>
       <w:b/>
       <w:bCs/>
       <w:color w:val="4F81BD" w:themeColor="accent1"/>
@@ -1202,7 +1040,7 @@
     <w:uiPriority w:val="9"/>
     <w:rsid w:val="00FC693F"/>
     <w:rPr>
-      <w:rFonts w:asciiTheme="majorHAnsi" w:eastAsiaTheme="majorEastAsia" w:hAnsiTheme="majorHAnsi" w:cstheme="majorBidi"/>
+      <w:rFonts/>
       <w:b/>
       <w:bCs/>
       <w:color w:val="4F81BD" w:themeColor="accent1"/>
@@ -1217,19 +1055,17 @@
     <w:qFormat/>
     <w:rsid w:val="00FC693F"/>
     <w:pPr>
-      <w:pBdr>
-        <w:bottom w:val="single" w:sz="8" w:space="4" w:color="4F81BD" w:themeColor="accent1"/>
-      </w:pBdr>
-      <w:spacing w:after="300" w:line="240" w:lineRule="auto"/>
+      <w:spacing w:after="120" w:line="259" w:lineRule="auto"/>
       <w:contextualSpacing/>
     </w:pPr>
     <w:rPr>
-      <w:rFonts w:asciiTheme="majorHAnsi" w:eastAsiaTheme="majorEastAsia" w:hAnsiTheme="majorHAnsi" w:cstheme="majorBidi"/>
-      <w:color w:val="17365D" w:themeColor="text2" w:themeShade="BF"/>
+      <w:rFonts w:ascii="Times New Roman" w:hAnsi="Times New Roman"/>
+      <w:color w:val="000000"/>
       <w:spacing w:val="5"/>
       <w:kern w:val="28"/>
-      <w:sz w:val="52"/>
+      <w:sz w:val="40"/>
       <w:szCs w:val="52"/>
+      <w:lang w:val="az-Latn-AZ"/>
     </w:rPr>
   </w:style>
   <w:style w:type="character" w:customStyle="1" w:styleId="TitleChar">
@@ -1239,7 +1075,7 @@
     <w:uiPriority w:val="10"/>
     <w:rsid w:val="00FC693F"/>
     <w:rPr>
-      <w:rFonts w:asciiTheme="majorHAnsi" w:eastAsiaTheme="majorEastAsia" w:hAnsiTheme="majorHAnsi" w:cstheme="majorBidi"/>
+      <w:rFonts/>
       <w:color w:val="17365D" w:themeColor="text2" w:themeShade="BF"/>
       <w:spacing w:val="5"/>
       <w:kern w:val="28"/>
@@ -1261,7 +1097,7 @@
       </w:numPr>
     </w:pPr>
     <w:rPr>
-      <w:rFonts w:asciiTheme="majorHAnsi" w:eastAsiaTheme="majorEastAsia" w:hAnsiTheme="majorHAnsi" w:cstheme="majorBidi"/>
+      <w:rFonts/>
       <w:i/>
       <w:iCs/>
       <w:color w:val="4F81BD" w:themeColor="accent1"/>
@@ -1277,7 +1113,7 @@
     <w:uiPriority w:val="11"/>
     <w:rsid w:val="00FC693F"/>
     <w:rPr>
-      <w:rFonts w:asciiTheme="majorHAnsi" w:eastAsiaTheme="majorEastAsia" w:hAnsiTheme="majorHAnsi" w:cstheme="majorBidi"/>
+      <w:rFonts/>
       <w:i/>
       <w:iCs/>
       <w:color w:val="4F81BD" w:themeColor="accent1"/>
@@ -1402,8 +1238,15 @@
       <w:numPr>
         <w:numId w:val="1"/>
       </w:numPr>
+      <w:spacing w:after="120" w:line="259" w:lineRule="auto"/>
       <w:contextualSpacing/>
     </w:pPr>
+    <w:rPr>
+      <w:rFonts w:ascii="Times New Roman" w:hAnsi="Times New Roman"/>
+      <w:color w:val="000000"/>
+      <w:sz w:val="24"/>
+      <w:lang w:val="az-Latn-AZ"/>
+    </w:rPr>
   </w:style>
   <w:style w:type="paragraph" w:styleId="ListBullet2">
     <w:name w:val="List Bullet 2"/>
@@ -1575,7 +1418,7 @@
     <w:semiHidden/>
     <w:rsid w:val="00FC693F"/>
     <w:rPr>
-      <w:rFonts w:asciiTheme="majorHAnsi" w:eastAsiaTheme="majorEastAsia" w:hAnsiTheme="majorHAnsi" w:cstheme="majorBidi"/>
+      <w:rFonts/>
       <w:b/>
       <w:bCs/>
       <w:i/>
@@ -1591,7 +1434,7 @@
     <w:semiHidden/>
     <w:rsid w:val="00FC693F"/>
     <w:rPr>
-      <w:rFonts w:asciiTheme="majorHAnsi" w:eastAsiaTheme="majorEastAsia" w:hAnsiTheme="majorHAnsi" w:cstheme="majorBidi"/>
+      <w:rFonts/>
       <w:color w:val="243F60" w:themeColor="accent1" w:themeShade="7F"/>
     </w:rPr>
   </w:style>
@@ -1603,7 +1446,7 @@
     <w:semiHidden/>
     <w:rsid w:val="00FC693F"/>
     <w:rPr>
-      <w:rFonts w:asciiTheme="majorHAnsi" w:eastAsiaTheme="majorEastAsia" w:hAnsiTheme="majorHAnsi" w:cstheme="majorBidi"/>
+      <w:rFonts/>
       <w:i/>
       <w:iCs/>
       <w:color w:val="243F60" w:themeColor="accent1" w:themeShade="7F"/>
@@ -1617,7 +1460,7 @@
     <w:semiHidden/>
     <w:rsid w:val="00FC693F"/>
     <w:rPr>
-      <w:rFonts w:asciiTheme="majorHAnsi" w:eastAsiaTheme="majorEastAsia" w:hAnsiTheme="majorHAnsi" w:cstheme="majorBidi"/>
+      <w:rFonts/>
       <w:i/>
       <w:iCs/>
       <w:color w:val="404040" w:themeColor="text1" w:themeTint="BF"/>
@@ -1631,7 +1474,7 @@
     <w:semiHidden/>
     <w:rsid w:val="00FC693F"/>
     <w:rPr>
-      <w:rFonts w:asciiTheme="majorHAnsi" w:eastAsiaTheme="majorEastAsia" w:hAnsiTheme="majorHAnsi" w:cstheme="majorBidi"/>
+      <w:rFonts/>
       <w:color w:val="4F81BD" w:themeColor="accent1"/>
       <w:sz w:val="20"/>
       <w:szCs w:val="20"/>
@@ -1645,7 +1488,7 @@
     <w:semiHidden/>
     <w:rsid w:val="00FC693F"/>
     <w:rPr>
-      <w:rFonts w:asciiTheme="majorHAnsi" w:eastAsiaTheme="majorEastAsia" w:hAnsiTheme="majorHAnsi" w:cstheme="majorBidi"/>
+      <w:rFonts/>
       <w:i/>
       <w:iCs/>
       <w:color w:val="404040" w:themeColor="text1" w:themeTint="BF"/>
@@ -1704,9 +1547,6 @@
     <w:qFormat/>
     <w:rsid w:val="00FC693F"/>
     <w:pPr>
-      <w:pBdr>
-        <w:bottom w:val="single" w:sz="4" w:space="4" w:color="4F81BD" w:themeColor="accent1"/>
-      </w:pBdr>
       <w:spacing w:before="200" w:after="280"/>
       <w:ind w:left="936" w:right="936"/>
     </w:pPr>
@@ -3234,7 +3074,7 @@
         <w:spacing w:before="0" w:after="0" w:line="240" w:lineRule="auto"/>
       </w:pPr>
       <w:rPr>
-        <w:rFonts w:asciiTheme="majorHAnsi" w:eastAsiaTheme="majorEastAsia" w:hAnsiTheme="majorHAnsi" w:cstheme="majorBidi"/>
+        <w:rFonts/>
         <w:b/>
         <w:bCs/>
       </w:rPr>
@@ -3255,7 +3095,7 @@
         <w:spacing w:before="0" w:after="0" w:line="240" w:lineRule="auto"/>
       </w:pPr>
       <w:rPr>
-        <w:rFonts w:asciiTheme="majorHAnsi" w:eastAsiaTheme="majorEastAsia" w:hAnsiTheme="majorHAnsi" w:cstheme="majorBidi"/>
+        <w:rFonts/>
         <w:b/>
         <w:bCs/>
       </w:rPr>
@@ -3273,14 +3113,14 @@
     </w:tblStylePr>
     <w:tblStylePr w:type="firstCol">
       <w:rPr>
-        <w:rFonts w:asciiTheme="majorHAnsi" w:eastAsiaTheme="majorEastAsia" w:hAnsiTheme="majorHAnsi" w:cstheme="majorBidi"/>
+        <w:rFonts/>
         <w:b/>
         <w:bCs/>
       </w:rPr>
     </w:tblStylePr>
     <w:tblStylePr w:type="lastCol">
       <w:rPr>
-        <w:rFonts w:asciiTheme="majorHAnsi" w:eastAsiaTheme="majorEastAsia" w:hAnsiTheme="majorHAnsi" w:cstheme="majorBidi"/>
+        <w:rFonts/>
         <w:b/>
         <w:bCs/>
       </w:rPr>
@@ -3364,7 +3204,7 @@
         <w:spacing w:before="0" w:after="0" w:line="240" w:lineRule="auto"/>
       </w:pPr>
       <w:rPr>
-        <w:rFonts w:asciiTheme="majorHAnsi" w:eastAsiaTheme="majorEastAsia" w:hAnsiTheme="majorHAnsi" w:cstheme="majorBidi"/>
+        <w:rFonts/>
         <w:b/>
         <w:bCs/>
       </w:rPr>
@@ -3385,7 +3225,7 @@
         <w:spacing w:before="0" w:after="0" w:line="240" w:lineRule="auto"/>
       </w:pPr>
       <w:rPr>
-        <w:rFonts w:asciiTheme="majorHAnsi" w:eastAsiaTheme="majorEastAsia" w:hAnsiTheme="majorHAnsi" w:cstheme="majorBidi"/>
+        <w:rFonts/>
         <w:b/>
         <w:bCs/>
       </w:rPr>
@@ -3403,14 +3243,14 @@
     </w:tblStylePr>
     <w:tblStylePr w:type="firstCol">
       <w:rPr>
-        <w:rFonts w:asciiTheme="majorHAnsi" w:eastAsiaTheme="majorEastAsia" w:hAnsiTheme="majorHAnsi" w:cstheme="majorBidi"/>
+        <w:rFonts/>
         <w:b/>
         <w:bCs/>
       </w:rPr>
     </w:tblStylePr>
     <w:tblStylePr w:type="lastCol">
       <w:rPr>
-        <w:rFonts w:asciiTheme="majorHAnsi" w:eastAsiaTheme="majorEastAsia" w:hAnsiTheme="majorHAnsi" w:cstheme="majorBidi"/>
+        <w:rFonts/>
         <w:b/>
         <w:bCs/>
       </w:rPr>
@@ -3494,7 +3334,7 @@
         <w:spacing w:before="0" w:after="0" w:line="240" w:lineRule="auto"/>
       </w:pPr>
       <w:rPr>
-        <w:rFonts w:asciiTheme="majorHAnsi" w:eastAsiaTheme="majorEastAsia" w:hAnsiTheme="majorHAnsi" w:cstheme="majorBidi"/>
+        <w:rFonts/>
         <w:b/>
         <w:bCs/>
       </w:rPr>
@@ -3515,7 +3355,7 @@
         <w:spacing w:before="0" w:after="0" w:line="240" w:lineRule="auto"/>
       </w:pPr>
       <w:rPr>
-        <w:rFonts w:asciiTheme="majorHAnsi" w:eastAsiaTheme="majorEastAsia" w:hAnsiTheme="majorHAnsi" w:cstheme="majorBidi"/>
+        <w:rFonts/>
         <w:b/>
         <w:bCs/>
       </w:rPr>
@@ -3533,14 +3373,14 @@
     </w:tblStylePr>
     <w:tblStylePr w:type="firstCol">
       <w:rPr>
-        <w:rFonts w:asciiTheme="majorHAnsi" w:eastAsiaTheme="majorEastAsia" w:hAnsiTheme="majorHAnsi" w:cstheme="majorBidi"/>
+        <w:rFonts/>
         <w:b/>
         <w:bCs/>
       </w:rPr>
     </w:tblStylePr>
     <w:tblStylePr w:type="lastCol">
       <w:rPr>
-        <w:rFonts w:asciiTheme="majorHAnsi" w:eastAsiaTheme="majorEastAsia" w:hAnsiTheme="majorHAnsi" w:cstheme="majorBidi"/>
+        <w:rFonts/>
         <w:b/>
         <w:bCs/>
       </w:rPr>
@@ -3624,7 +3464,7 @@
         <w:spacing w:before="0" w:after="0" w:line="240" w:lineRule="auto"/>
       </w:pPr>
       <w:rPr>
-        <w:rFonts w:asciiTheme="majorHAnsi" w:eastAsiaTheme="majorEastAsia" w:hAnsiTheme="majorHAnsi" w:cstheme="majorBidi"/>
+        <w:rFonts/>
         <w:b/>
         <w:bCs/>
       </w:rPr>
@@ -3645,7 +3485,7 @@
         <w:spacing w:before="0" w:after="0" w:line="240" w:lineRule="auto"/>
       </w:pPr>
       <w:rPr>
-        <w:rFonts w:asciiTheme="majorHAnsi" w:eastAsiaTheme="majorEastAsia" w:hAnsiTheme="majorHAnsi" w:cstheme="majorBidi"/>
+        <w:rFonts/>
         <w:b/>
         <w:bCs/>
       </w:rPr>
@@ -3663,14 +3503,14 @@
     </w:tblStylePr>
     <w:tblStylePr w:type="firstCol">
       <w:rPr>
-        <w:rFonts w:asciiTheme="majorHAnsi" w:eastAsiaTheme="majorEastAsia" w:hAnsiTheme="majorHAnsi" w:cstheme="majorBidi"/>
+        <w:rFonts/>
         <w:b/>
         <w:bCs/>
       </w:rPr>
     </w:tblStylePr>
     <w:tblStylePr w:type="lastCol">
       <w:rPr>
-        <w:rFonts w:asciiTheme="majorHAnsi" w:eastAsiaTheme="majorEastAsia" w:hAnsiTheme="majorHAnsi" w:cstheme="majorBidi"/>
+        <w:rFonts/>
         <w:b/>
         <w:bCs/>
       </w:rPr>
@@ -3754,7 +3594,7 @@
         <w:spacing w:before="0" w:after="0" w:line="240" w:lineRule="auto"/>
       </w:pPr>
       <w:rPr>
-        <w:rFonts w:asciiTheme="majorHAnsi" w:eastAsiaTheme="majorEastAsia" w:hAnsiTheme="majorHAnsi" w:cstheme="majorBidi"/>
+        <w:rFonts/>
         <w:b/>
         <w:bCs/>
       </w:rPr>
@@ -3775,7 +3615,7 @@
         <w:spacing w:before="0" w:after="0" w:line="240" w:lineRule="auto"/>
       </w:pPr>
       <w:rPr>
-        <w:rFonts w:asciiTheme="majorHAnsi" w:eastAsiaTheme="majorEastAsia" w:hAnsiTheme="majorHAnsi" w:cstheme="majorBidi"/>
+        <w:rFonts/>
         <w:b/>
         <w:bCs/>
       </w:rPr>
@@ -3793,14 +3633,14 @@
     </w:tblStylePr>
     <w:tblStylePr w:type="firstCol">
       <w:rPr>
-        <w:rFonts w:asciiTheme="majorHAnsi" w:eastAsiaTheme="majorEastAsia" w:hAnsiTheme="majorHAnsi" w:cstheme="majorBidi"/>
+        <w:rFonts/>
         <w:b/>
         <w:bCs/>
       </w:rPr>
     </w:tblStylePr>
     <w:tblStylePr w:type="lastCol">
       <w:rPr>
-        <w:rFonts w:asciiTheme="majorHAnsi" w:eastAsiaTheme="majorEastAsia" w:hAnsiTheme="majorHAnsi" w:cstheme="majorBidi"/>
+        <w:rFonts/>
         <w:b/>
         <w:bCs/>
       </w:rPr>
@@ -3884,7 +3724,7 @@
         <w:spacing w:before="0" w:after="0" w:line="240" w:lineRule="auto"/>
       </w:pPr>
       <w:rPr>
-        <w:rFonts w:asciiTheme="majorHAnsi" w:eastAsiaTheme="majorEastAsia" w:hAnsiTheme="majorHAnsi" w:cstheme="majorBidi"/>
+        <w:rFonts/>
         <w:b/>
         <w:bCs/>
       </w:rPr>
@@ -3905,7 +3745,7 @@
         <w:spacing w:before="0" w:after="0" w:line="240" w:lineRule="auto"/>
       </w:pPr>
       <w:rPr>
-        <w:rFonts w:asciiTheme="majorHAnsi" w:eastAsiaTheme="majorEastAsia" w:hAnsiTheme="majorHAnsi" w:cstheme="majorBidi"/>
+        <w:rFonts/>
         <w:b/>
         <w:bCs/>
       </w:rPr>
@@ -3923,14 +3763,14 @@
     </w:tblStylePr>
     <w:tblStylePr w:type="firstCol">
       <w:rPr>
-        <w:rFonts w:asciiTheme="majorHAnsi" w:eastAsiaTheme="majorEastAsia" w:hAnsiTheme="majorHAnsi" w:cstheme="majorBidi"/>
+        <w:rFonts/>
         <w:b/>
         <w:bCs/>
       </w:rPr>
     </w:tblStylePr>
     <w:tblStylePr w:type="lastCol">
       <w:rPr>
-        <w:rFonts w:asciiTheme="majorHAnsi" w:eastAsiaTheme="majorEastAsia" w:hAnsiTheme="majorHAnsi" w:cstheme="majorBidi"/>
+        <w:rFonts/>
         <w:b/>
         <w:bCs/>
       </w:rPr>
@@ -4014,7 +3854,7 @@
         <w:spacing w:before="0" w:after="0" w:line="240" w:lineRule="auto"/>
       </w:pPr>
       <w:rPr>
-        <w:rFonts w:asciiTheme="majorHAnsi" w:eastAsiaTheme="majorEastAsia" w:hAnsiTheme="majorHAnsi" w:cstheme="majorBidi"/>
+        <w:rFonts/>
         <w:b/>
         <w:bCs/>
       </w:rPr>
@@ -4035,7 +3875,7 @@
         <w:spacing w:before="0" w:after="0" w:line="240" w:lineRule="auto"/>
       </w:pPr>
       <w:rPr>
-        <w:rFonts w:asciiTheme="majorHAnsi" w:eastAsiaTheme="majorEastAsia" w:hAnsiTheme="majorHAnsi" w:cstheme="majorBidi"/>
+        <w:rFonts/>
         <w:b/>
         <w:bCs/>
       </w:rPr>
@@ -4053,14 +3893,14 @@
     </w:tblStylePr>
     <w:tblStylePr w:type="firstCol">
       <w:rPr>
-        <w:rFonts w:asciiTheme="majorHAnsi" w:eastAsiaTheme="majorEastAsia" w:hAnsiTheme="majorHAnsi" w:cstheme="majorBidi"/>
+        <w:rFonts/>
         <w:b/>
         <w:bCs/>
       </w:rPr>
     </w:tblStylePr>
     <w:tblStylePr w:type="lastCol">
       <w:rPr>
-        <w:rFonts w:asciiTheme="majorHAnsi" w:eastAsiaTheme="majorEastAsia" w:hAnsiTheme="majorHAnsi" w:cstheme="majorBidi"/>
+        <w:rFonts/>
         <w:b/>
         <w:bCs/>
       </w:rPr>
@@ -5925,7 +5765,7 @@
     </w:tblPr>
     <w:tblStylePr w:type="firstRow">
       <w:rPr>
-        <w:rFonts w:asciiTheme="majorHAnsi" w:eastAsiaTheme="majorEastAsia" w:hAnsiTheme="majorHAnsi" w:cstheme="majorBidi"/>
+        <w:rFonts/>
       </w:rPr>
       <w:tblPr/>
       <w:tcPr>
@@ -6009,7 +5849,7 @@
     </w:tblPr>
     <w:tblStylePr w:type="firstRow">
       <w:rPr>
-        <w:rFonts w:asciiTheme="majorHAnsi" w:eastAsiaTheme="majorEastAsia" w:hAnsiTheme="majorHAnsi" w:cstheme="majorBidi"/>
+        <w:rFonts/>
       </w:rPr>
       <w:tblPr/>
       <w:tcPr>
@@ -6093,7 +5933,7 @@
     </w:tblPr>
     <w:tblStylePr w:type="firstRow">
       <w:rPr>
-        <w:rFonts w:asciiTheme="majorHAnsi" w:eastAsiaTheme="majorEastAsia" w:hAnsiTheme="majorHAnsi" w:cstheme="majorBidi"/>
+        <w:rFonts/>
       </w:rPr>
       <w:tblPr/>
       <w:tcPr>
@@ -6177,7 +6017,7 @@
     </w:tblPr>
     <w:tblStylePr w:type="firstRow">
       <w:rPr>
-        <w:rFonts w:asciiTheme="majorHAnsi" w:eastAsiaTheme="majorEastAsia" w:hAnsiTheme="majorHAnsi" w:cstheme="majorBidi"/>
+        <w:rFonts/>
       </w:rPr>
       <w:tblPr/>
       <w:tcPr>
@@ -6261,7 +6101,7 @@
     </w:tblPr>
     <w:tblStylePr w:type="firstRow">
       <w:rPr>
-        <w:rFonts w:asciiTheme="majorHAnsi" w:eastAsiaTheme="majorEastAsia" w:hAnsiTheme="majorHAnsi" w:cstheme="majorBidi"/>
+        <w:rFonts/>
       </w:rPr>
       <w:tblPr/>
       <w:tcPr>
@@ -6345,7 +6185,7 @@
     </w:tblPr>
     <w:tblStylePr w:type="firstRow">
       <w:rPr>
-        <w:rFonts w:asciiTheme="majorHAnsi" w:eastAsiaTheme="majorEastAsia" w:hAnsiTheme="majorHAnsi" w:cstheme="majorBidi"/>
+        <w:rFonts/>
       </w:rPr>
       <w:tblPr/>
       <w:tcPr>
@@ -6429,7 +6269,7 @@
     </w:tblPr>
     <w:tblStylePr w:type="firstRow">
       <w:rPr>
-        <w:rFonts w:asciiTheme="majorHAnsi" w:eastAsiaTheme="majorEastAsia" w:hAnsiTheme="majorHAnsi" w:cstheme="majorBidi"/>
+        <w:rFonts/>
       </w:rPr>
       <w:tblPr/>
       <w:tcPr>
@@ -6494,7 +6334,7 @@
       <w:spacing w:after="0" w:line="240" w:lineRule="auto"/>
     </w:pPr>
     <w:rPr>
-      <w:rFonts w:asciiTheme="majorHAnsi" w:eastAsiaTheme="majorEastAsia" w:hAnsiTheme="majorHAnsi" w:cstheme="majorBidi"/>
+      <w:rFonts/>
       <w:color w:val="000000" w:themeColor="text1"/>
     </w:rPr>
     <w:tblPr>
@@ -6622,7 +6462,7 @@
       <w:spacing w:after="0" w:line="240" w:lineRule="auto"/>
     </w:pPr>
     <w:rPr>
-      <w:rFonts w:asciiTheme="majorHAnsi" w:eastAsiaTheme="majorEastAsia" w:hAnsiTheme="majorHAnsi" w:cstheme="majorBidi"/>
+      <w:rFonts/>
       <w:color w:val="000000" w:themeColor="text1"/>
     </w:rPr>
     <w:tblPr>
@@ -6750,7 +6590,7 @@
       <w:spacing w:after="0" w:line="240" w:lineRule="auto"/>
     </w:pPr>
     <w:rPr>
-      <w:rFonts w:asciiTheme="majorHAnsi" w:eastAsiaTheme="majorEastAsia" w:hAnsiTheme="majorHAnsi" w:cstheme="majorBidi"/>
+      <w:rFonts/>
       <w:color w:val="000000" w:themeColor="text1"/>
     </w:rPr>
     <w:tblPr>
@@ -6878,7 +6718,7 @@
       <w:spacing w:after="0" w:line="240" w:lineRule="auto"/>
     </w:pPr>
     <w:rPr>
-      <w:rFonts w:asciiTheme="majorHAnsi" w:eastAsiaTheme="majorEastAsia" w:hAnsiTheme="majorHAnsi" w:cstheme="majorBidi"/>
+      <w:rFonts/>
       <w:color w:val="000000" w:themeColor="text1"/>
     </w:rPr>
     <w:tblPr>
@@ -7006,7 +6846,7 @@
       <w:spacing w:after="0" w:line="240" w:lineRule="auto"/>
     </w:pPr>
     <w:rPr>
-      <w:rFonts w:asciiTheme="majorHAnsi" w:eastAsiaTheme="majorEastAsia" w:hAnsiTheme="majorHAnsi" w:cstheme="majorBidi"/>
+      <w:rFonts/>
       <w:color w:val="000000" w:themeColor="text1"/>
     </w:rPr>
     <w:tblPr>
@@ -7134,7 +6974,7 @@
       <w:spacing w:after="0" w:line="240" w:lineRule="auto"/>
     </w:pPr>
     <w:rPr>
-      <w:rFonts w:asciiTheme="majorHAnsi" w:eastAsiaTheme="majorEastAsia" w:hAnsiTheme="majorHAnsi" w:cstheme="majorBidi"/>
+      <w:rFonts/>
       <w:color w:val="000000" w:themeColor="text1"/>
     </w:rPr>
     <w:tblPr>
@@ -7262,7 +7102,7 @@
       <w:spacing w:after="0" w:line="240" w:lineRule="auto"/>
     </w:pPr>
     <w:rPr>
-      <w:rFonts w:asciiTheme="majorHAnsi" w:eastAsiaTheme="majorEastAsia" w:hAnsiTheme="majorHAnsi" w:cstheme="majorBidi"/>
+      <w:rFonts/>
       <w:color w:val="000000" w:themeColor="text1"/>
     </w:rPr>
     <w:tblPr>
@@ -7901,7 +7741,7 @@
       <w:spacing w:after="0" w:line="240" w:lineRule="auto"/>
     </w:pPr>
     <w:rPr>
-      <w:rFonts w:asciiTheme="majorHAnsi" w:eastAsiaTheme="majorEastAsia" w:hAnsiTheme="majorHAnsi" w:cstheme="majorBidi"/>
+      <w:rFonts/>
       <w:color w:val="000000" w:themeColor="text1"/>
     </w:rPr>
     <w:tblPr>
@@ -8026,7 +7866,7 @@
       <w:spacing w:after="0" w:line="240" w:lineRule="auto"/>
     </w:pPr>
     <w:rPr>
-      <w:rFonts w:asciiTheme="majorHAnsi" w:eastAsiaTheme="majorEastAsia" w:hAnsiTheme="majorHAnsi" w:cstheme="majorBidi"/>
+      <w:rFonts/>
       <w:color w:val="000000" w:themeColor="text1"/>
     </w:rPr>
     <w:tblPr>
@@ -8151,7 +7991,7 @@
       <w:spacing w:after="0" w:line="240" w:lineRule="auto"/>
     </w:pPr>
     <w:rPr>
-      <w:rFonts w:asciiTheme="majorHAnsi" w:eastAsiaTheme="majorEastAsia" w:hAnsiTheme="majorHAnsi" w:cstheme="majorBidi"/>
+      <w:rFonts/>
       <w:color w:val="000000" w:themeColor="text1"/>
     </w:rPr>
     <w:tblPr>
@@ -8276,7 +8116,7 @@
       <w:spacing w:after="0" w:line="240" w:lineRule="auto"/>
     </w:pPr>
     <w:rPr>
-      <w:rFonts w:asciiTheme="majorHAnsi" w:eastAsiaTheme="majorEastAsia" w:hAnsiTheme="majorHAnsi" w:cstheme="majorBidi"/>
+      <w:rFonts/>
       <w:color w:val="000000" w:themeColor="text1"/>
     </w:rPr>
     <w:tblPr>
@@ -8401,7 +8241,7 @@
       <w:spacing w:after="0" w:line="240" w:lineRule="auto"/>
     </w:pPr>
     <w:rPr>
-      <w:rFonts w:asciiTheme="majorHAnsi" w:eastAsiaTheme="majorEastAsia" w:hAnsiTheme="majorHAnsi" w:cstheme="majorBidi"/>
+      <w:rFonts/>
       <w:color w:val="000000" w:themeColor="text1"/>
     </w:rPr>
     <w:tblPr>
@@ -8526,7 +8366,7 @@
       <w:spacing w:after="0" w:line="240" w:lineRule="auto"/>
     </w:pPr>
     <w:rPr>
-      <w:rFonts w:asciiTheme="majorHAnsi" w:eastAsiaTheme="majorEastAsia" w:hAnsiTheme="majorHAnsi" w:cstheme="majorBidi"/>
+      <w:rFonts/>
       <w:color w:val="000000" w:themeColor="text1"/>
     </w:rPr>
     <w:tblPr>
@@ -8651,7 +8491,7 @@
       <w:spacing w:after="0" w:line="240" w:lineRule="auto"/>
     </w:pPr>
     <w:rPr>
-      <w:rFonts w:asciiTheme="majorHAnsi" w:eastAsiaTheme="majorEastAsia" w:hAnsiTheme="majorHAnsi" w:cstheme="majorBidi"/>
+      <w:rFonts/>
       <w:color w:val="000000" w:themeColor="text1"/>
     </w:rPr>
     <w:tblPr>

--- a/az/discovery-articles/6.4 Tranzistor.docx
+++ b/az/discovery-articles/6.4 Tranzistor.docx
@@ -120,7 +120,7 @@
         <w:widowControl/>
       </w:pPr>
       <w:r>
-        <w:t>Kim kəşf edib və ya yaradıb</w:t>
+        <w:t xml:space="preserve">Kim yaradıb</w:t>
       </w:r>
     </w:p>
     <w:p>
@@ -217,7 +217,7 @@
         <w:rPr>
           <w:sz w:val="20"/>
         </w:rPr>
-        <w:t>C Qurumların materialları və ensiklopedik mənbələr</w:t>
+        <w:t>Qurumların materialları və ensiklopedik mənbələr</w:t>
       </w:r>
     </w:p>
     <w:p>
@@ -253,7 +253,7 @@
         <w:rPr>
           <w:sz w:val="20"/>
         </w:rPr>
-        <w:t>D Muzey və arxiv materialları</w:t>
+        <w:t>Muzey və arxiv materialları</w:t>
       </w:r>
     </w:p>
     <w:p>
@@ -289,7 +289,7 @@
         <w:rPr>
           <w:sz w:val="20"/>
         </w:rPr>
-        <w:t>G Elmi təşkilatlar</w:t>
+        <w:t>Elmi təşkilatlar</w:t>
       </w:r>
     </w:p>
     <w:p>
